--- a/data/revised_2026-10_full/tracked/v2/Chemistry/SS1.5_Periodicity/Chemistry_Periodicity_FinalExplanation_TeacherKey_TRACKED.docx
+++ b/data/revised_2026-10_full/tracked/v2/Chemistry/SS1.5_Periodicity/Chemistry_Periodicity_FinalExplanation_TeacherKey_TRACKED.docx
@@ -232,7 +232,7 @@
               </w:rPr>
               <w:t xml:space="preserve">This is your Final Explanation for the unit. Remember the driving question: Why do elements that sit next to each other in the periodic table, like sodium and magnesium, or chlorine and argon, behave so differently, and can we use an element's position in the table to predict exactly how it will behave before we ever put it in a test tube? Use what you observed in the Lake Victoria demonstration at the Kisumu Water and Sanitation Company and in Lessons 1 to 7. Write your answers in the space under each prompt. Use electron configurations in the form 2,8,1, and use the key terms nuclear charge, shielding, ionisation energy and full outer shell. </w:t>
             </w:r>
-            <w:del w:id="9001" w:author="Claude (AI) - proposed" w:date="2026-10-15T03:01:12Z">
+            <w:del w:id="9001" w:author="Claude (AI) - proposed" w:date="2026-10-18T00:26:52Z">
               <w:r>
                 <w:rPr>
                   <w:rFonts w:ascii="Arial" w:cs="Arial" w:eastAsia="Arial" w:hAnsi="Arial"/>
@@ -247,7 +247,7 @@
                 <w:delText xml:space="preserve">Support each claim with evidence</w:delText>
               </w:r>
             </w:del>
-            <w:ins w:id="9002" w:author="Claude (AI) - proposed" w:date="2026-10-15T03:01:12Z">
+            <w:ins w:id="9002" w:author="Claude (AI) - proposed" w:date="2026-10-18T00:26:52Z">
               <w:r>
                 <w:rPr>
                   <w:rFonts w:ascii="Arial" w:cs="Arial" w:eastAsia="Arial" w:hAnsi="Arial"/>
@@ -275,7 +275,7 @@
               </w:rPr>
               <w:t xml:space="preserve"> from the lessons</w:t>
             </w:r>
-            <w:ins w:id="9003" w:author="Claude (AI) - proposed" w:date="2026-10-15T03:01:12Z">
+            <w:ins w:id="9003" w:author="Claude (AI) - proposed" w:date="2026-10-18T00:26:52Z">
               <w:r>
                 <w:rPr>
                   <w:rFonts w:ascii="Arial" w:cs="Arial" w:eastAsia="Arial" w:hAnsi="Arial"/>
@@ -1283,7 +1283,7 @@
               </w:rPr>
               <w:t xml:space="preserve">(b) Reactivity with cold water decreases sharply across Period 3: Na (violent) &gt; Mg (very slow) &gt; Al (no reaction). Moving left to right, the nuclear charge increases while the shielding stays almost constant, so the outer electrons are held more strongly and it becomes harder for the element to lose electrons. The first ionisation energy rises from 496 (Na) to 738 (Mg). Aluminium's value (578) dips because its third outer electron is in the 3p sub-shell, which is slightly further out and easier to remove than magnesium's 3s electron. </w:t>
             </w:r>
-            <w:del w:id="9004" w:author="Claude (AI) - proposed" w:date="2026-10-15T03:01:12Z">
+            <w:del w:id="9004" w:author="Claude (AI) - proposed" w:date="2026-10-18T00:26:52Z">
               <w:r>
                 <w:rPr>
                   <w:rFonts w:ascii="Arial" w:cs="Arial" w:eastAsia="Arial" w:hAnsi="Arial"/>
@@ -1298,7 +1298,7 @@
                 <w:delText xml:space="preserve">Even so, aluminium has a higher nuclear charge (13 protons) than sodium and</w:delText>
               </w:r>
             </w:del>
-            <w:ins w:id="9005" w:author="Claude (AI) - proposed" w:date="2026-10-15T03:01:12Z">
+            <w:ins w:id="9005" w:author="Claude (AI) - proposed" w:date="2026-10-18T00:26:52Z">
               <w:r>
                 <w:rPr>
                   <w:rFonts w:ascii="Arial" w:cs="Arial" w:eastAsia="Arial" w:hAnsi="Arial"/>
@@ -1326,7 +1326,7 @@
               </w:rPr>
               <w:t xml:space="preserve"> must lose three electrons</w:t>
             </w:r>
-            <w:del w:id="9006" w:author="Claude (AI) - proposed" w:date="2026-10-15T03:01:12Z">
+            <w:del w:id="9006" w:author="Claude (AI) - proposed" w:date="2026-10-18T00:26:52Z">
               <w:r>
                 <w:rPr>
                   <w:rFonts w:ascii="Arial" w:cs="Arial" w:eastAsia="Arial" w:hAnsi="Arial"/>
@@ -1341,7 +1341,7 @@
                 <w:delText xml:space="preserve">, so its overall tendency to lose electrons to cold water is much lower than</w:delText>
               </w:r>
             </w:del>
-            <w:ins w:id="9007" w:author="Claude (AI) - proposed" w:date="2026-10-15T03:01:12Z">
+            <w:ins w:id="9007" w:author="Claude (AI) - proposed" w:date="2026-10-18T00:26:52Z">
               <w:r>
                 <w:rPr>
                   <w:rFonts w:ascii="Arial" w:cs="Arial" w:eastAsia="Arial" w:hAnsi="Arial"/>
@@ -1369,7 +1369,7 @@
               </w:rPr>
               <w:t xml:space="preserve"> sodium's </w:t>
             </w:r>
-            <w:del w:id="9008" w:author="Claude (AI) - proposed" w:date="2026-10-15T03:01:12Z">
+            <w:del w:id="9008" w:author="Claude (AI) - proposed" w:date="2026-10-18T00:26:52Z">
               <w:r>
                 <w:rPr>
                   <w:rFonts w:ascii="Arial" w:cs="Arial" w:eastAsia="Arial" w:hAnsi="Arial"/>
@@ -1384,7 +1384,7 @@
                 <w:delText xml:space="preserve">and it shows no reaction</w:delText>
               </w:r>
             </w:del>
-            <w:ins w:id="9009" w:author="Claude (AI) - proposed" w:date="2026-10-15T03:01:12Z">
+            <w:ins w:id="9009" w:author="Claude (AI) - proposed" w:date="2026-10-18T00:26:52Z">
               <w:r>
                 <w:rPr>
                   <w:rFonts w:ascii="Arial" w:cs="Arial" w:eastAsia="Arial" w:hAnsi="Arial"/>
@@ -1529,7 +1529,7 @@
               </w:rPr>
               <w:t xml:space="preserve">In </w:t>
             </w:r>
-            <w:del w:id="9010" w:author="Claude (AI) - proposed" w:date="2026-10-15T03:01:12Z">
+            <w:del w:id="9010" w:author="Claude (AI) - proposed" w:date="2026-10-18T00:26:52Z">
               <w:r>
                 <w:rPr>
                   <w:rFonts w:ascii="Arial" w:cs="Arial" w:eastAsia="Arial" w:hAnsi="Arial"/>
@@ -1544,7 +1544,7 @@
                 <w:delText xml:space="preserve">Lessons 1 and</w:delText>
               </w:r>
             </w:del>
-            <w:ins w:id="9011" w:author="Claude (AI) - proposed" w:date="2026-10-15T03:01:12Z">
+            <w:ins w:id="9011" w:author="Claude (AI) - proposed" w:date="2026-10-18T00:26:52Z">
               <w:r>
                 <w:rPr>
                   <w:rFonts w:ascii="Arial" w:cs="Arial" w:eastAsia="Arial" w:hAnsi="Arial"/>
@@ -1915,7 +1915,7 @@
               </w:rPr>
               <w:t xml:space="preserve">(d) Chlorine has the smallest atomic radius and the highest electron affinity of the three, so it is the strongest oxidising agent. It reacts with water to form hypochlorous acid, a bleaching and disinfecting solution (it bleached the kanga fabric within 60 seconds), which makes it effective for disinfecting Lake Victoria water.</w:t>
             </w:r>
-            <w:ins w:id="9012" w:author="Claude (AI) - proposed" w:date="2026-10-15T03:01:12Z">
+            <w:ins w:id="9012" w:author="Claude (AI) - proposed" w:date="2026-10-18T00:26:52Z">
               <w:r>
                 <w:rPr>
                   <w:rFonts w:ascii="Arial" w:cs="Arial" w:eastAsia="Arial" w:hAnsi="Arial"/>
@@ -2623,7 +2623,7 @@
               <w:spacing w:after="40" w:before="0"/>
               <w:jc w:val="left"/>
             </w:pPr>
-            <w:del w:id="9013" w:author="Claude (AI) - proposed" w:date="2026-10-15T03:01:12Z">
+            <w:del w:id="9013" w:author="Claude (AI) - proposed" w:date="2026-10-18T00:26:52Z">
               <w:r>
                 <w:rPr>
                   <w:rFonts w:ascii="Arial" w:cs="Arial" w:eastAsia="Arial" w:hAnsi="Arial"/>
@@ -2638,7 +2638,7 @@
                 <w:delText xml:space="preserve">Correctly</w:delText>
               </w:r>
             </w:del>
-            <w:ins w:id="9014" w:author="Claude (AI) - proposed" w:date="2026-10-15T03:01:12Z">
+            <w:ins w:id="9014" w:author="Claude (AI) - proposed" w:date="2026-10-18T00:26:52Z">
               <w:r>
                 <w:rPr>
                   <w:rFonts w:ascii="Arial" w:cs="Arial" w:eastAsia="Arial" w:hAnsi="Arial"/>
@@ -2686,7 +2686,7 @@
               <w:spacing w:after="40" w:before="0"/>
               <w:jc w:val="left"/>
             </w:pPr>
-            <w:del w:id="9015" w:author="Claude (AI) - proposed" w:date="2026-10-15T03:01:12Z">
+            <w:del w:id="9015" w:author="Claude (AI) - proposed" w:date="2026-10-18T00:26:52Z">
               <w:r>
                 <w:rPr>
                   <w:rFonts w:ascii="Arial" w:cs="Arial" w:eastAsia="Arial" w:hAnsi="Arial"/>
@@ -2701,7 +2701,7 @@
                 <w:delText xml:space="preserve">Writes</w:delText>
               </w:r>
             </w:del>
-            <w:ins w:id="9016" w:author="Claude (AI) - proposed" w:date="2026-10-15T03:01:12Z">
+            <w:ins w:id="9016" w:author="Claude (AI) - proposed" w:date="2026-10-18T00:26:52Z">
               <w:r>
                 <w:rPr>
                   <w:rFonts w:ascii="Arial" w:cs="Arial" w:eastAsia="Arial" w:hAnsi="Arial"/>
@@ -2749,7 +2749,7 @@
               <w:spacing w:after="40" w:before="0"/>
               <w:jc w:val="left"/>
             </w:pPr>
-            <w:del w:id="9017" w:author="Claude (AI) - proposed" w:date="2026-10-15T03:01:12Z">
+            <w:del w:id="9017" w:author="Claude (AI) - proposed" w:date="2026-10-18T00:26:52Z">
               <w:r>
                 <w:rPr>
                   <w:rFonts w:ascii="Arial" w:cs="Arial" w:eastAsia="Arial" w:hAnsi="Arial"/>
@@ -2764,7 +2764,7 @@
                 <w:delText xml:space="preserve">Configurations</w:delText>
               </w:r>
             </w:del>
-            <w:ins w:id="9018" w:author="Claude (AI) - proposed" w:date="2026-10-15T03:01:12Z">
+            <w:ins w:id="9018" w:author="Claude (AI) - proposed" w:date="2026-10-18T00:26:52Z">
               <w:r>
                 <w:rPr>
                   <w:rFonts w:ascii="Arial" w:cs="Arial" w:eastAsia="Arial" w:hAnsi="Arial"/>
@@ -2847,7 +2847,7 @@
               <w:spacing w:after="40" w:before="0"/>
               <w:jc w:val="left"/>
             </w:pPr>
-            <w:del w:id="9019" w:author="Claude (AI) - proposed" w:date="2026-10-15T03:01:12Z">
+            <w:del w:id="9019" w:author="Claude (AI) - proposed" w:date="2026-10-18T00:26:52Z">
               <w:r>
                 <w:rPr>
                   <w:rFonts w:ascii="Arial" w:cs="Arial" w:eastAsia="Arial" w:hAnsi="Arial"/>
@@ -2862,7 +2862,7 @@
                 <w:delText xml:space="preserve">Accurately</w:delText>
               </w:r>
             </w:del>
-            <w:ins w:id="9020" w:author="Claude (AI) - proposed" w:date="2026-10-15T03:01:12Z">
+            <w:ins w:id="9020" w:author="Claude (AI) - proposed" w:date="2026-10-18T00:26:52Z">
               <w:r>
                 <w:rPr>
                   <w:rFonts w:ascii="Arial" w:cs="Arial" w:eastAsia="Arial" w:hAnsi="Arial"/>
@@ -2890,7 +2890,7 @@
               </w:rPr>
               <w:t xml:space="preserve"> explains the Group I, Period 3 and Group VII trends</w:t>
             </w:r>
-            <w:del w:id="9021" w:author="Claude (AI) - proposed" w:date="2026-10-15T03:01:12Z">
+            <w:del w:id="9021" w:author="Claude (AI) - proposed" w:date="2026-10-18T00:26:52Z">
               <w:r>
                 <w:rPr>
                   <w:rFonts w:ascii="Arial" w:cs="Arial" w:eastAsia="Arial" w:hAnsi="Arial"/>
@@ -2918,7 +2918,7 @@
               </w:rPr>
               <w:t xml:space="preserve"> using all three ideas</w:t>
             </w:r>
-            <w:del w:id="9022" w:author="Claude (AI) - proposed" w:date="2026-10-15T03:01:12Z">
+            <w:del w:id="9022" w:author="Claude (AI) - proposed" w:date="2026-10-18T00:26:52Z">
               <w:r>
                 <w:rPr>
                   <w:rFonts w:ascii="Arial" w:cs="Arial" w:eastAsia="Arial" w:hAnsi="Arial"/>
@@ -2933,7 +2933,7 @@
                 <w:delText xml:space="preserve"> and showing why</w:delText>
               </w:r>
             </w:del>
-            <w:ins w:id="9023" w:author="Claude (AI) - proposed" w:date="2026-10-15T03:01:12Z">
+            <w:ins w:id="9023" w:author="Claude (AI) - proposed" w:date="2026-10-18T00:26:52Z">
               <w:r>
                 <w:rPr>
                   <w:rFonts w:ascii="Arial" w:cs="Arial" w:eastAsia="Arial" w:hAnsi="Arial"/>
@@ -2961,7 +2961,7 @@
               </w:rPr>
               <w:t xml:space="preserve"> Group I and Group VII trends are opposite</w:t>
             </w:r>
-            <w:ins w:id="9024" w:author="Claude (AI) - proposed" w:date="2026-10-15T03:01:12Z">
+            <w:ins w:id="9024" w:author="Claude (AI) - proposed" w:date="2026-10-18T00:26:52Z">
               <w:r>
                 <w:rPr>
                   <w:rFonts w:ascii="Arial" w:cs="Arial" w:eastAsia="Arial" w:hAnsi="Arial"/>
@@ -3009,7 +3009,7 @@
               <w:spacing w:after="40" w:before="0"/>
               <w:jc w:val="left"/>
             </w:pPr>
-            <w:del w:id="9025" w:author="Claude (AI) - proposed" w:date="2026-10-15T03:01:12Z">
+            <w:del w:id="9025" w:author="Claude (AI) - proposed" w:date="2026-10-18T00:26:52Z">
               <w:r>
                 <w:rPr>
                   <w:rFonts w:ascii="Arial" w:cs="Arial" w:eastAsia="Arial" w:hAnsi="Arial"/>
@@ -3024,7 +3024,7 @@
                 <w:delText xml:space="preserve">Explains</w:delText>
               </w:r>
             </w:del>
-            <w:ins w:id="9026" w:author="Claude (AI) - proposed" w:date="2026-10-15T03:01:12Z">
+            <w:ins w:id="9026" w:author="Claude (AI) - proposed" w:date="2026-10-18T00:26:52Z">
               <w:r>
                 <w:rPr>
                   <w:rFonts w:ascii="Arial" w:cs="Arial" w:eastAsia="Arial" w:hAnsi="Arial"/>
@@ -3072,7 +3072,7 @@
               <w:spacing w:after="40" w:before="0"/>
               <w:jc w:val="left"/>
             </w:pPr>
-            <w:del w:id="9027" w:author="Claude (AI) - proposed" w:date="2026-10-15T03:01:12Z">
+            <w:del w:id="9027" w:author="Claude (AI) - proposed" w:date="2026-10-18T00:26:52Z">
               <w:r>
                 <w:rPr>
                   <w:rFonts w:ascii="Arial" w:cs="Arial" w:eastAsia="Arial" w:hAnsi="Arial"/>
@@ -3087,7 +3087,7 @@
                 <w:delText xml:space="preserve">Describes</w:delText>
               </w:r>
             </w:del>
-            <w:ins w:id="9028" w:author="Claude (AI) - proposed" w:date="2026-10-15T03:01:12Z">
+            <w:ins w:id="9028" w:author="Claude (AI) - proposed" w:date="2026-10-18T00:26:52Z">
               <w:r>
                 <w:rPr>
                   <w:rFonts w:ascii="Arial" w:cs="Arial" w:eastAsia="Arial" w:hAnsi="Arial"/>
@@ -3170,7 +3170,7 @@
               <w:spacing w:after="40" w:before="0"/>
               <w:jc w:val="left"/>
             </w:pPr>
-            <w:del w:id="9029" w:author="Claude (AI) - proposed" w:date="2026-10-15T03:01:12Z">
+            <w:del w:id="9029" w:author="Claude (AI) - proposed" w:date="2026-10-18T00:26:52Z">
               <w:r>
                 <w:rPr>
                   <w:rFonts w:ascii="Arial" w:cs="Arial" w:eastAsia="Arial" w:hAnsi="Arial"/>
@@ -3185,7 +3185,7 @@
                 <w:delText xml:space="preserve">Cites</w:delText>
               </w:r>
             </w:del>
-            <w:ins w:id="9030" w:author="Claude (AI) - proposed" w:date="2026-10-15T03:01:12Z">
+            <w:ins w:id="9030" w:author="Claude (AI) - proposed" w:date="2026-10-18T00:26:52Z">
               <w:r>
                 <w:rPr>
                   <w:rFonts w:ascii="Arial" w:cs="Arial" w:eastAsia="Arial" w:hAnsi="Arial"/>
@@ -3213,7 +3213,7 @@
               </w:rPr>
               <w:t xml:space="preserve"> specific observations and values (such as 496, 738</w:t>
             </w:r>
-            <w:ins w:id="9031" w:author="Claude (AI) - proposed" w:date="2026-10-15T03:01:12Z">
+            <w:ins w:id="9031" w:author="Claude (AI) - proposed" w:date="2026-10-18T00:26:52Z">
               <w:r>
                 <w:rPr>
                   <w:rFonts w:ascii="Arial" w:cs="Arial" w:eastAsia="Arial" w:hAnsi="Arial"/>
@@ -3261,7 +3261,7 @@
               <w:spacing w:after="40" w:before="0"/>
               <w:jc w:val="left"/>
             </w:pPr>
-            <w:del w:id="9032" w:author="Claude (AI) - proposed" w:date="2026-10-15T03:01:12Z">
+            <w:del w:id="9032" w:author="Claude (AI) - proposed" w:date="2026-10-18T00:26:52Z">
               <w:r>
                 <w:rPr>
                   <w:rFonts w:ascii="Arial" w:cs="Arial" w:eastAsia="Arial" w:hAnsi="Arial"/>
@@ -3276,7 +3276,7 @@
                 <w:delText xml:space="preserve">Cites</w:delText>
               </w:r>
             </w:del>
-            <w:ins w:id="9033" w:author="Claude (AI) - proposed" w:date="2026-10-15T03:01:12Z">
+            <w:ins w:id="9033" w:author="Claude (AI) - proposed" w:date="2026-10-18T00:26:52Z">
               <w:r>
                 <w:rPr>
                   <w:rFonts w:ascii="Arial" w:cs="Arial" w:eastAsia="Arial" w:hAnsi="Arial"/>
@@ -3324,7 +3324,7 @@
               <w:spacing w:after="40" w:before="0"/>
               <w:jc w:val="left"/>
             </w:pPr>
-            <w:del w:id="9034" w:author="Claude (AI) - proposed" w:date="2026-10-15T03:01:12Z">
+            <w:del w:id="9034" w:author="Claude (AI) - proposed" w:date="2026-10-18T00:26:52Z">
               <w:r>
                 <w:rPr>
                   <w:rFonts w:ascii="Arial" w:cs="Arial" w:eastAsia="Arial" w:hAnsi="Arial"/>
@@ -3339,7 +3339,7 @@
                 <w:delText xml:space="preserve">Little</w:delText>
               </w:r>
             </w:del>
-            <w:ins w:id="9035" w:author="Claude (AI) - proposed" w:date="2026-10-15T03:01:12Z">
+            <w:ins w:id="9035" w:author="Claude (AI) - proposed" w:date="2026-10-18T00:26:52Z">
               <w:r>
                 <w:rPr>
                   <w:rFonts w:ascii="Arial" w:cs="Arial" w:eastAsia="Arial" w:hAnsi="Arial"/>
@@ -3367,7 +3367,7 @@
               </w:rPr>
               <w:t xml:space="preserve"> or no evidence</w:t>
             </w:r>
-            <w:ins w:id="9036" w:author="Claude (AI) - proposed" w:date="2026-10-15T03:01:12Z">
+            <w:ins w:id="9036" w:author="Claude (AI) - proposed" w:date="2026-10-18T00:26:52Z">
               <w:r>
                 <w:rPr>
                   <w:rFonts w:ascii="Arial" w:cs="Arial" w:eastAsia="Arial" w:hAnsi="Arial"/>
@@ -3450,7 +3450,7 @@
               <w:spacing w:after="40" w:before="0"/>
               <w:jc w:val="left"/>
             </w:pPr>
-            <w:del w:id="9037" w:author="Claude (AI) - proposed" w:date="2026-10-15T03:01:12Z">
+            <w:del w:id="9037" w:author="Claude (AI) - proposed" w:date="2026-10-18T00:26:52Z">
               <w:r>
                 <w:rPr>
                   <w:rFonts w:ascii="Arial" w:cs="Arial" w:eastAsia="Arial" w:hAnsi="Arial"/>
@@ -3465,7 +3465,7 @@
                 <w:delText xml:space="preserve">Balanced</w:delText>
               </w:r>
             </w:del>
-            <w:ins w:id="9038" w:author="Claude (AI) - proposed" w:date="2026-10-15T03:01:12Z">
+            <w:ins w:id="9038" w:author="Claude (AI) - proposed" w:date="2026-10-18T00:26:52Z">
               <w:r>
                 <w:rPr>
                   <w:rFonts w:ascii="Arial" w:cs="Arial" w:eastAsia="Arial" w:hAnsi="Arial"/>
@@ -3513,7 +3513,7 @@
               <w:spacing w:after="40" w:before="0"/>
               <w:jc w:val="left"/>
             </w:pPr>
-            <w:del w:id="9039" w:author="Claude (AI) - proposed" w:date="2026-10-15T03:01:12Z">
+            <w:del w:id="9039" w:author="Claude (AI) - proposed" w:date="2026-10-18T00:26:52Z">
               <w:r>
                 <w:rPr>
                   <w:rFonts w:ascii="Arial" w:cs="Arial" w:eastAsia="Arial" w:hAnsi="Arial"/>
@@ -3528,7 +3528,7 @@
                 <w:delText xml:space="preserve">Equations</w:delText>
               </w:r>
             </w:del>
-            <w:ins w:id="9040" w:author="Claude (AI) - proposed" w:date="2026-10-15T03:01:12Z">
+            <w:ins w:id="9040" w:author="Claude (AI) - proposed" w:date="2026-10-18T00:26:52Z">
               <w:r>
                 <w:rPr>
                   <w:rFonts w:ascii="Arial" w:cs="Arial" w:eastAsia="Arial" w:hAnsi="Arial"/>
@@ -3576,7 +3576,7 @@
               <w:spacing w:after="40" w:before="0"/>
               <w:jc w:val="left"/>
             </w:pPr>
-            <w:del w:id="9041" w:author="Claude (AI) - proposed" w:date="2026-10-15T03:01:12Z">
+            <w:del w:id="9041" w:author="Claude (AI) - proposed" w:date="2026-10-18T00:26:52Z">
               <w:r>
                 <w:rPr>
                   <w:rFonts w:ascii="Arial" w:cs="Arial" w:eastAsia="Arial" w:hAnsi="Arial"/>
@@ -3591,7 +3591,7 @@
                 <w:delText xml:space="preserve">Equations</w:delText>
               </w:r>
             </w:del>
-            <w:ins w:id="9042" w:author="Claude (AI) - proposed" w:date="2026-10-15T03:01:12Z">
+            <w:ins w:id="9042" w:author="Claude (AI) - proposed" w:date="2026-10-18T00:26:52Z">
               <w:r>
                 <w:rPr>
                   <w:rFonts w:ascii="Arial" w:cs="Arial" w:eastAsia="Arial" w:hAnsi="Arial"/>
@@ -3674,7 +3674,7 @@
               <w:spacing w:after="40" w:before="0"/>
               <w:jc w:val="left"/>
             </w:pPr>
-            <w:del w:id="9043" w:author="Claude (AI) - proposed" w:date="2026-10-15T03:01:12Z">
+            <w:del w:id="9043" w:author="Claude (AI) - proposed" w:date="2026-10-18T00:26:52Z">
               <w:r>
                 <w:rPr>
                   <w:rFonts w:ascii="Arial" w:cs="Arial" w:eastAsia="Arial" w:hAnsi="Arial"/>
@@ -3689,7 +3689,7 @@
                 <w:delText xml:space="preserve">Gives</w:delText>
               </w:r>
             </w:del>
-            <w:ins w:id="9044" w:author="Claude (AI) - proposed" w:date="2026-10-15T03:01:12Z">
+            <w:ins w:id="9044" w:author="Claude (AI) - proposed" w:date="2026-10-18T00:26:52Z">
               <w:r>
                 <w:rPr>
                   <w:rFonts w:ascii="Arial" w:cs="Arial" w:eastAsia="Arial" w:hAnsi="Arial"/>
@@ -3737,7 +3737,7 @@
               <w:spacing w:after="40" w:before="0"/>
               <w:jc w:val="left"/>
             </w:pPr>
-            <w:del w:id="9045" w:author="Claude (AI) - proposed" w:date="2026-10-15T03:01:12Z">
+            <w:del w:id="9045" w:author="Claude (AI) - proposed" w:date="2026-10-18T00:26:52Z">
               <w:r>
                 <w:rPr>
                   <w:rFonts w:ascii="Arial" w:cs="Arial" w:eastAsia="Arial" w:hAnsi="Arial"/>
@@ -3752,7 +3752,7 @@
                 <w:delText xml:space="preserve">Gives</w:delText>
               </w:r>
             </w:del>
-            <w:ins w:id="9046" w:author="Claude (AI) - proposed" w:date="2026-10-15T03:01:12Z">
+            <w:ins w:id="9046" w:author="Claude (AI) - proposed" w:date="2026-10-18T00:26:52Z">
               <w:r>
                 <w:rPr>
                   <w:rFonts w:ascii="Arial" w:cs="Arial" w:eastAsia="Arial" w:hAnsi="Arial"/>
@@ -3800,7 +3800,7 @@
               <w:spacing w:after="40" w:before="0"/>
               <w:jc w:val="left"/>
             </w:pPr>
-            <w:del w:id="9047" w:author="Claude (AI) - proposed" w:date="2026-10-15T03:01:12Z">
+            <w:del w:id="9047" w:author="Claude (AI) - proposed" w:date="2026-10-18T00:26:52Z">
               <w:r>
                 <w:rPr>
                   <w:rFonts w:ascii="Arial" w:cs="Arial" w:eastAsia="Arial" w:hAnsi="Arial"/>
@@ -3815,7 +3815,7 @@
                 <w:delText xml:space="preserve">Prediction</w:delText>
               </w:r>
             </w:del>
-            <w:ins w:id="9048" w:author="Claude (AI) - proposed" w:date="2026-10-15T03:01:12Z">
+            <w:ins w:id="9048" w:author="Claude (AI) - proposed" w:date="2026-10-18T00:26:52Z">
               <w:r>
                 <w:rPr>
                   <w:rFonts w:ascii="Arial" w:cs="Arial" w:eastAsia="Arial" w:hAnsi="Arial"/>
@@ -3965,7 +3965,7 @@
         </w:rPr>
         <w:t xml:space="preserve">© 2026 SeaVuria and ARES. This work is licensed under a </w:t>
       </w:r>
-      <w:hyperlink w:history="1" r:id="rIdcm2d-mid23due1wlosntn">
+      <w:hyperlink w:history="1" r:id="rIdexoxf5vmdbdalcsszzbgk">
         <w:r>
           <w:rPr>
             <w:rFonts w:ascii="Arial" w:cs="Arial" w:eastAsia="Arial" w:hAnsi="Arial"/>
@@ -3985,7 +3985,7 @@
         </w:rPr>
         <w:t xml:space="preserve"> (</w:t>
       </w:r>
-      <w:hyperlink w:history="1" r:id="rIdx2umi_dkweh8aq44wkzjr">
+      <w:hyperlink w:history="1" r:id="rIdbqz97xt3o6q24ttf51mve">
         <w:r>
           <w:rPr>
             <w:rFonts w:ascii="Arial" w:cs="Arial" w:eastAsia="Arial" w:hAnsi="Arial"/>
@@ -4005,7 +4005,7 @@
         </w:rPr>
         <w:t xml:space="preserve">). To view a copy of this license, visit </w:t>
       </w:r>
-      <w:hyperlink w:history="1" r:id="rId95e0ruj8ek1jnylxk79kj">
+      <w:hyperlink w:history="1" r:id="rIdzz1twfqjedjrbjwb6ljqj">
         <w:r>
           <w:rPr>
             <w:rFonts w:ascii="Arial" w:cs="Arial" w:eastAsia="Arial" w:hAnsi="Arial"/>
